--- a/hin/docx/003.content.docx
+++ b/hin/docx/003.content.docx
@@ -568,7 +568,7 @@
       <w:r>
         <w:drawing>
           <wp:inline xmlns:a="http://schemas.openxmlformats.org/drawingml/2006/main" xmlns:pic="http://schemas.openxmlformats.org/drawingml/2006/picture">
-            <wp:extent cx="6096000" cy="3944112"/>
+            <wp:extent cx="6096000" cy="4059936"/>
             <wp:docPr id="4" name="Picture 4"/>
             <wp:cNvGraphicFramePr>
               <a:graphicFrameLocks noChangeAspect="1"/>
@@ -589,7 +589,7 @@
                   <pic:spPr>
                     <a:xfrm>
                       <a:off x="0" y="0"/>
-                      <a:ext cx="6096000" cy="3944112"/>
+                      <a:ext cx="6096000" cy="4059936"/>
                     </a:xfrm>
                     <a:prstGeom prst="rect"/>
                   </pic:spPr>
@@ -646,7 +646,7 @@
         <w:rPr>
           <w:lang w:val="hi_IN" w:bidi="hi_IN"/>
         </w:rPr>
-        <w:t>आटा गूँथने का कटोरा</w:t>
+        <w:t>आधुनिक अन्ताकिया</w:t>
       </w:r>
       <w:r>
         <w:rPr>
@@ -682,7 +682,7 @@
       <w:r>
         <w:drawing>
           <wp:inline xmlns:a="http://schemas.openxmlformats.org/drawingml/2006/main" xmlns:pic="http://schemas.openxmlformats.org/drawingml/2006/picture">
-            <wp:extent cx="6096000" cy="3657600"/>
+            <wp:extent cx="6096000" cy="4572000"/>
             <wp:docPr id="5" name="Picture 5"/>
             <wp:cNvGraphicFramePr>
               <a:graphicFrameLocks noChangeAspect="1"/>
@@ -703,7 +703,7 @@
                   <pic:spPr>
                     <a:xfrm>
                       <a:off x="0" y="0"/>
-                      <a:ext cx="6096000" cy="3657600"/>
+                      <a:ext cx="6096000" cy="4572000"/>
                     </a:xfrm>
                     <a:prstGeom prst="rect"/>
                   </pic:spPr>
@@ -760,7 +760,7 @@
         <w:rPr>
           <w:lang w:val="hi_IN" w:bidi="hi_IN"/>
         </w:rPr>
-        <w:t>आटा गूँथने का कटोरा</w:t>
+        <w:t>आधुनिक अन्ताकिया</w:t>
       </w:r>
       <w:r>
         <w:rPr>
@@ -796,7 +796,7 @@
       <w:r>
         <w:drawing>
           <wp:inline xmlns:a="http://schemas.openxmlformats.org/drawingml/2006/main" xmlns:pic="http://schemas.openxmlformats.org/drawingml/2006/picture">
-            <wp:extent cx="6096000" cy="4059936"/>
+            <wp:extent cx="6096000" cy="3419856"/>
             <wp:docPr id="6" name="Picture 6"/>
             <wp:cNvGraphicFramePr>
               <a:graphicFrameLocks noChangeAspect="1"/>
@@ -817,7 +817,7 @@
                   <pic:spPr>
                     <a:xfrm>
                       <a:off x="0" y="0"/>
-                      <a:ext cx="6096000" cy="4059936"/>
+                      <a:ext cx="6096000" cy="3419856"/>
                     </a:xfrm>
                     <a:prstGeom prst="rect"/>
                   </pic:spPr>
@@ -874,7 +874,7 @@
         <w:rPr>
           <w:lang w:val="hi_IN" w:bidi="hi_IN"/>
         </w:rPr>
-        <w:t>आधुनिक अन्ताकिया</w:t>
+        <w:t>आराधना में झुकते हुए लोग</w:t>
       </w:r>
       <w:r>
         <w:rPr>
@@ -910,7 +910,7 @@
       <w:r>
         <w:drawing>
           <wp:inline xmlns:a="http://schemas.openxmlformats.org/drawingml/2006/main" xmlns:pic="http://schemas.openxmlformats.org/drawingml/2006/picture">
-            <wp:extent cx="6096000" cy="4572000"/>
+            <wp:extent cx="6096000" cy="3413760"/>
             <wp:docPr id="7" name="Picture 7"/>
             <wp:cNvGraphicFramePr>
               <a:graphicFrameLocks noChangeAspect="1"/>
@@ -931,7 +931,7 @@
                   <pic:spPr>
                     <a:xfrm>
                       <a:off x="0" y="0"/>
-                      <a:ext cx="6096000" cy="4572000"/>
+                      <a:ext cx="6096000" cy="3413760"/>
                     </a:xfrm>
                     <a:prstGeom prst="rect"/>
                   </pic:spPr>
@@ -1024,7 +1024,7 @@
       <w:r>
         <w:drawing>
           <wp:inline xmlns:a="http://schemas.openxmlformats.org/drawingml/2006/main" xmlns:pic="http://schemas.openxmlformats.org/drawingml/2006/picture">
-            <wp:extent cx="6096000" cy="3413760"/>
+            <wp:extent cx="6096000" cy="6096000"/>
             <wp:docPr id="8" name="Picture 8"/>
             <wp:cNvGraphicFramePr>
               <a:graphicFrameLocks noChangeAspect="1"/>
@@ -1045,7 +1045,7 @@
                   <pic:spPr>
                     <a:xfrm>
                       <a:off x="0" y="0"/>
-                      <a:ext cx="6096000" cy="3413760"/>
+                      <a:ext cx="6096000" cy="6096000"/>
                     </a:xfrm>
                     <a:prstGeom prst="rect"/>
                   </pic:spPr>
@@ -1216,7 +1216,7 @@
         <w:rPr>
           <w:lang w:val="hi_IN" w:bidi="hi_IN"/>
         </w:rPr>
-        <w:t>आराधना में झुकते हुए लोग</w:t>
+        <w:t>आराधनालय</w:t>
       </w:r>
       <w:r>
         <w:rPr>
@@ -1252,7 +1252,7 @@
       <w:r>
         <w:drawing>
           <wp:inline xmlns:a="http://schemas.openxmlformats.org/drawingml/2006/main" xmlns:pic="http://schemas.openxmlformats.org/drawingml/2006/picture">
-            <wp:extent cx="6096000" cy="6096000"/>
+            <wp:extent cx="6096000" cy="3432048"/>
             <wp:docPr id="10" name="Picture 10"/>
             <wp:cNvGraphicFramePr>
               <a:graphicFrameLocks noChangeAspect="1"/>
@@ -1273,7 +1273,7 @@
                   <pic:spPr>
                     <a:xfrm>
                       <a:off x="0" y="0"/>
-                      <a:ext cx="6096000" cy="6096000"/>
+                      <a:ext cx="6096000" cy="3432048"/>
                     </a:xfrm>
                     <a:prstGeom prst="rect"/>
                   </pic:spPr>
@@ -1480,7 +1480,7 @@
       <w:r>
         <w:drawing>
           <wp:inline xmlns:a="http://schemas.openxmlformats.org/drawingml/2006/main" xmlns:pic="http://schemas.openxmlformats.org/drawingml/2006/picture">
-            <wp:extent cx="6096000" cy="3432048"/>
+            <wp:extent cx="6096000" cy="3493008"/>
             <wp:docPr id="12" name="Picture 12"/>
             <wp:cNvGraphicFramePr>
               <a:graphicFrameLocks noChangeAspect="1"/>
@@ -1501,7 +1501,7 @@
                   <pic:spPr>
                     <a:xfrm>
                       <a:off x="0" y="0"/>
-                      <a:ext cx="6096000" cy="3432048"/>
+                      <a:ext cx="6096000" cy="3493008"/>
                     </a:xfrm>
                     <a:prstGeom prst="rect"/>
                   </pic:spPr>
@@ -1558,7 +1558,7 @@
         <w:rPr>
           <w:lang w:val="hi_IN" w:bidi="hi_IN"/>
         </w:rPr>
-        <w:t>आराधनालय</w:t>
+        <w:t>आश्रयस्थल</w:t>
       </w:r>
       <w:r>
         <w:rPr>
@@ -1594,7 +1594,7 @@
       <w:r>
         <w:drawing>
           <wp:inline xmlns:a="http://schemas.openxmlformats.org/drawingml/2006/main" xmlns:pic="http://schemas.openxmlformats.org/drawingml/2006/picture">
-            <wp:extent cx="6096000" cy="3493008"/>
+            <wp:extent cx="6096000" cy="4066032"/>
             <wp:docPr id="13" name="Picture 13"/>
             <wp:cNvGraphicFramePr>
               <a:graphicFrameLocks noChangeAspect="1"/>
@@ -1615,120 +1615,6 @@
                   <pic:spPr>
                     <a:xfrm>
                       <a:off x="0" y="0"/>
-                      <a:ext cx="6096000" cy="3493008"/>
-                    </a:xfrm>
-                    <a:prstGeom prst="rect"/>
-                  </pic:spPr>
-                </pic:pic>
-              </a:graphicData>
-            </a:graphic>
-          </wp:inline>
-        </w:drawing>
-      </w:r>
-    </w:p>
-    <w:p>
-      <w:pPr/>
-      <w:r>
-        <w:rPr>
-          <w:lang w:val="hi_IN" w:bidi="hi_IN"/>
-        </w:rPr>
-      </w:r>
-      <w:hyperlink r:id="rId38">
-        <w:r>
-          <w:rPr>
-            <w:lang w:val="hi_IN" w:bidi="hi_IN"/>
-          </w:rPr>
-          <w:rPr>
-            <w:color w:val="0000EE"/>
-            <w:u w:val="single"/>
-          </w:rPr>
-          <w:t>link</w:t>
-        </w:r>
-      </w:hyperlink>
-      <w:r>
-        <w:rPr>
-          <w:lang w:val="hi_IN" w:bidi="hi_IN"/>
-        </w:rPr>
-      </w:r>
-      <w:r>
-        <w:rPr>
-          <w:lang w:val="hi_IN" w:bidi="hi_IN"/>
-        </w:rPr>
-      </w:r>
-    </w:p>
-    <w:p>
-      <w:pPr/>
-      <w:r>
-        <w:rPr>
-          <w:lang w:val="hi_IN" w:bidi="hi_IN"/>
-        </w:rPr>
-      </w:r>
-    </w:p>
-    <w:p>
-      <w:pPr>
-        <w:pStyle w:val="Heading2"/>
-      </w:pPr>
-      <w:r>
-        <w:rPr>
-          <w:lang w:val="hi_IN" w:bidi="hi_IN"/>
-        </w:rPr>
-        <w:t>आश्रयस्थल</w:t>
-      </w:r>
-      <w:r>
-        <w:rPr>
-          <w:lang w:val="hi_IN" w:bidi="hi_IN"/>
-        </w:rPr>
-      </w:r>
-    </w:p>
-    <w:p>
-      <w:pPr>
-        <w:pStyle w:val="Heading4"/>
-      </w:pPr>
-      <w:r>
-        <w:rPr>
-          <w:lang w:val="hi_IN" w:bidi="hi_IN"/>
-        </w:rPr>
-        <w:t>Image Content</w:t>
-      </w:r>
-      <w:r>
-        <w:rPr>
-          <w:lang w:val="hi_IN" w:bidi="hi_IN"/>
-        </w:rPr>
-      </w:r>
-    </w:p>
-    <w:p>
-      <w:pPr/>
-      <w:r>
-        <w:rPr>
-          <w:lang w:val="hi_IN" w:bidi="hi_IN"/>
-        </w:rPr>
-      </w:r>
-    </w:p>
-    <w:p>
-      <w:r>
-        <w:drawing>
-          <wp:inline xmlns:a="http://schemas.openxmlformats.org/drawingml/2006/main" xmlns:pic="http://schemas.openxmlformats.org/drawingml/2006/picture">
-            <wp:extent cx="6096000" cy="4066032"/>
-            <wp:docPr id="14" name="Picture 14"/>
-            <wp:cNvGraphicFramePr>
-              <a:graphicFrameLocks noChangeAspect="1"/>
-            </wp:cNvGraphicFramePr>
-            <a:graphic>
-              <a:graphicData uri="http://schemas.openxmlformats.org/drawingml/2006/picture">
-                <pic:pic>
-                  <pic:nvPicPr>
-                    <pic:cNvPr id="0" name="image.jpg"/>
-                    <pic:cNvPicPr/>
-                  </pic:nvPicPr>
-                  <pic:blipFill>
-                    <a:blip r:embed="rId39"/>
-                    <a:stretch>
-                      <a:fillRect/>
-                    </a:stretch>
-                  </pic:blipFill>
-                  <pic:spPr>
-                    <a:xfrm>
-                      <a:off x="0" y="0"/>
                       <a:ext cx="6096000" cy="4066032"/>
                     </a:xfrm>
                     <a:prstGeom prst="rect"/>
@@ -1747,7 +1633,7 @@
           <w:lang w:val="hi_IN" w:bidi="hi_IN"/>
         </w:rPr>
       </w:r>
-      <w:hyperlink r:id="rId40">
+      <w:hyperlink r:id="rId38">
         <w:r>
           <w:rPr>
             <w:lang w:val="hi_IN" w:bidi="hi_IN"/>

--- a/hin/docx/003.content.docx
+++ b/hin/docx/003.content.docx
@@ -190,7 +190,7 @@
         <w:rPr>
           <w:lang w:val="hi_IN" w:bidi="hi_IN"/>
         </w:rPr>
-        <w:t>आंतों का कीड़ा</w:t>
+        <w:t>आंगन वाला घर</w:t>
       </w:r>
       <w:r>
         <w:rPr>
@@ -226,7 +226,7 @@
       <w:r>
         <w:drawing>
           <wp:inline xmlns:a="http://schemas.openxmlformats.org/drawingml/2006/main" xmlns:pic="http://schemas.openxmlformats.org/drawingml/2006/picture">
-            <wp:extent cx="6096000" cy="4413504"/>
+            <wp:extent cx="6096000" cy="4090416"/>
             <wp:docPr id="1" name="Picture 1"/>
             <wp:cNvGraphicFramePr>
               <a:graphicFrameLocks noChangeAspect="1"/>
@@ -247,7 +247,7 @@
                   <pic:spPr>
                     <a:xfrm>
                       <a:off x="0" y="0"/>
-                      <a:ext cx="6096000" cy="4413504"/>
+                      <a:ext cx="6096000" cy="4090416"/>
                     </a:xfrm>
                     <a:prstGeom prst="rect"/>
                   </pic:spPr>
@@ -304,7 +304,7 @@
         <w:rPr>
           <w:lang w:val="hi_IN" w:bidi="hi_IN"/>
         </w:rPr>
-        <w:t>आग पर भुना हुआ पशु</w:t>
+        <w:t>आंगन वाला घर</w:t>
       </w:r>
       <w:r>
         <w:rPr>
@@ -340,7 +340,7 @@
       <w:r>
         <w:drawing>
           <wp:inline xmlns:a="http://schemas.openxmlformats.org/drawingml/2006/main" xmlns:pic="http://schemas.openxmlformats.org/drawingml/2006/picture">
-            <wp:extent cx="6096000" cy="4120896"/>
+            <wp:extent cx="6096000" cy="4066032"/>
             <wp:docPr id="2" name="Picture 2"/>
             <wp:cNvGraphicFramePr>
               <a:graphicFrameLocks noChangeAspect="1"/>
@@ -361,7 +361,7 @@
                   <pic:spPr>
                     <a:xfrm>
                       <a:off x="0" y="0"/>
-                      <a:ext cx="6096000" cy="4120896"/>
+                      <a:ext cx="6096000" cy="4066032"/>
                     </a:xfrm>
                     <a:prstGeom prst="rect"/>
                   </pic:spPr>
@@ -418,7 +418,7 @@
         <w:rPr>
           <w:lang w:val="hi_IN" w:bidi="hi_IN"/>
         </w:rPr>
-        <w:t>आग पर भुना हुआ पशु</w:t>
+        <w:t>आंगन वाला घर</w:t>
       </w:r>
       <w:r>
         <w:rPr>
@@ -454,7 +454,7 @@
       <w:r>
         <w:drawing>
           <wp:inline xmlns:a="http://schemas.openxmlformats.org/drawingml/2006/main" xmlns:pic="http://schemas.openxmlformats.org/drawingml/2006/picture">
-            <wp:extent cx="6096000" cy="4882896"/>
+            <wp:extent cx="6096000" cy="4096512"/>
             <wp:docPr id="3" name="Picture 3"/>
             <wp:cNvGraphicFramePr>
               <a:graphicFrameLocks noChangeAspect="1"/>
@@ -475,7 +475,7 @@
                   <pic:spPr>
                     <a:xfrm>
                       <a:off x="0" y="0"/>
-                      <a:ext cx="6096000" cy="4882896"/>
+                      <a:ext cx="6096000" cy="4096512"/>
                     </a:xfrm>
                     <a:prstGeom prst="rect"/>
                   </pic:spPr>
@@ -532,7 +532,7 @@
         <w:rPr>
           <w:lang w:val="hi_IN" w:bidi="hi_IN"/>
         </w:rPr>
-        <w:t>आटा गूँथने का कटोरा</w:t>
+        <w:t>आंगन वाला घर</w:t>
       </w:r>
       <w:r>
         <w:rPr>
@@ -646,7 +646,7 @@
         <w:rPr>
           <w:lang w:val="hi_IN" w:bidi="hi_IN"/>
         </w:rPr>
-        <w:t>आधुनिक अन्ताकिया</w:t>
+        <w:t>आंतों का कीड़ा</w:t>
       </w:r>
       <w:r>
         <w:rPr>
@@ -682,7 +682,7 @@
       <w:r>
         <w:drawing>
           <wp:inline xmlns:a="http://schemas.openxmlformats.org/drawingml/2006/main" xmlns:pic="http://schemas.openxmlformats.org/drawingml/2006/picture">
-            <wp:extent cx="6096000" cy="4572000"/>
+            <wp:extent cx="6096000" cy="4413504"/>
             <wp:docPr id="5" name="Picture 5"/>
             <wp:cNvGraphicFramePr>
               <a:graphicFrameLocks noChangeAspect="1"/>
@@ -703,7 +703,7 @@
                   <pic:spPr>
                     <a:xfrm>
                       <a:off x="0" y="0"/>
-                      <a:ext cx="6096000" cy="4572000"/>
+                      <a:ext cx="6096000" cy="4413504"/>
                     </a:xfrm>
                     <a:prstGeom prst="rect"/>
                   </pic:spPr>
@@ -760,7 +760,7 @@
         <w:rPr>
           <w:lang w:val="hi_IN" w:bidi="hi_IN"/>
         </w:rPr>
-        <w:t>आधुनिक अन्ताकिया</w:t>
+        <w:t>आग पर भुना हुआ पशु</w:t>
       </w:r>
       <w:r>
         <w:rPr>
@@ -796,7 +796,7 @@
       <w:r>
         <w:drawing>
           <wp:inline xmlns:a="http://schemas.openxmlformats.org/drawingml/2006/main" xmlns:pic="http://schemas.openxmlformats.org/drawingml/2006/picture">
-            <wp:extent cx="6096000" cy="3419856"/>
+            <wp:extent cx="6096000" cy="4120896"/>
             <wp:docPr id="6" name="Picture 6"/>
             <wp:cNvGraphicFramePr>
               <a:graphicFrameLocks noChangeAspect="1"/>
@@ -817,7 +817,7 @@
                   <pic:spPr>
                     <a:xfrm>
                       <a:off x="0" y="0"/>
-                      <a:ext cx="6096000" cy="3419856"/>
+                      <a:ext cx="6096000" cy="4120896"/>
                     </a:xfrm>
                     <a:prstGeom prst="rect"/>
                   </pic:spPr>
@@ -874,7 +874,7 @@
         <w:rPr>
           <w:lang w:val="hi_IN" w:bidi="hi_IN"/>
         </w:rPr>
-        <w:t>आराधना में झुकते हुए लोग</w:t>
+        <w:t>आग पर भुना हुआ पशु</w:t>
       </w:r>
       <w:r>
         <w:rPr>
@@ -910,7 +910,7 @@
       <w:r>
         <w:drawing>
           <wp:inline xmlns:a="http://schemas.openxmlformats.org/drawingml/2006/main" xmlns:pic="http://schemas.openxmlformats.org/drawingml/2006/picture">
-            <wp:extent cx="6096000" cy="3413760"/>
+            <wp:extent cx="6096000" cy="4882896"/>
             <wp:docPr id="7" name="Picture 7"/>
             <wp:cNvGraphicFramePr>
               <a:graphicFrameLocks noChangeAspect="1"/>
@@ -931,7 +931,7 @@
                   <pic:spPr>
                     <a:xfrm>
                       <a:off x="0" y="0"/>
-                      <a:ext cx="6096000" cy="3413760"/>
+                      <a:ext cx="6096000" cy="4882896"/>
                     </a:xfrm>
                     <a:prstGeom prst="rect"/>
                   </pic:spPr>
@@ -988,7 +988,7 @@
         <w:rPr>
           <w:lang w:val="hi_IN" w:bidi="hi_IN"/>
         </w:rPr>
-        <w:t>आराधना में झुकते हुए लोग</w:t>
+        <w:t>आटा गूँथने का कटोरा</w:t>
       </w:r>
       <w:r>
         <w:rPr>
@@ -1024,7 +1024,7 @@
       <w:r>
         <w:drawing>
           <wp:inline xmlns:a="http://schemas.openxmlformats.org/drawingml/2006/main" xmlns:pic="http://schemas.openxmlformats.org/drawingml/2006/picture">
-            <wp:extent cx="6096000" cy="6096000"/>
+            <wp:extent cx="6096000" cy="4059936"/>
             <wp:docPr id="8" name="Picture 8"/>
             <wp:cNvGraphicFramePr>
               <a:graphicFrameLocks noChangeAspect="1"/>
@@ -1045,7 +1045,7 @@
                   <pic:spPr>
                     <a:xfrm>
                       <a:off x="0" y="0"/>
-                      <a:ext cx="6096000" cy="6096000"/>
+                      <a:ext cx="6096000" cy="4059936"/>
                     </a:xfrm>
                     <a:prstGeom prst="rect"/>
                   </pic:spPr>
@@ -1102,7 +1102,7 @@
         <w:rPr>
           <w:lang w:val="hi_IN" w:bidi="hi_IN"/>
         </w:rPr>
-        <w:t>आराधना में झुकते हुए लोग</w:t>
+        <w:t>आधुनिक अन्ताकिया</w:t>
       </w:r>
       <w:r>
         <w:rPr>
@@ -1138,7 +1138,7 @@
       <w:r>
         <w:drawing>
           <wp:inline xmlns:a="http://schemas.openxmlformats.org/drawingml/2006/main" xmlns:pic="http://schemas.openxmlformats.org/drawingml/2006/picture">
-            <wp:extent cx="6096000" cy="6096000"/>
+            <wp:extent cx="6096000" cy="4572000"/>
             <wp:docPr id="9" name="Picture 9"/>
             <wp:cNvGraphicFramePr>
               <a:graphicFrameLocks noChangeAspect="1"/>
@@ -1159,7 +1159,7 @@
                   <pic:spPr>
                     <a:xfrm>
                       <a:off x="0" y="0"/>
-                      <a:ext cx="6096000" cy="6096000"/>
+                      <a:ext cx="6096000" cy="4572000"/>
                     </a:xfrm>
                     <a:prstGeom prst="rect"/>
                   </pic:spPr>
@@ -1216,7 +1216,7 @@
         <w:rPr>
           <w:lang w:val="hi_IN" w:bidi="hi_IN"/>
         </w:rPr>
-        <w:t>आराधनालय</w:t>
+        <w:t>आधुनिक अन्ताकिया</w:t>
       </w:r>
       <w:r>
         <w:rPr>
@@ -1252,7 +1252,7 @@
       <w:r>
         <w:drawing>
           <wp:inline xmlns:a="http://schemas.openxmlformats.org/drawingml/2006/main" xmlns:pic="http://schemas.openxmlformats.org/drawingml/2006/picture">
-            <wp:extent cx="6096000" cy="3432048"/>
+            <wp:extent cx="6096000" cy="3419856"/>
             <wp:docPr id="10" name="Picture 10"/>
             <wp:cNvGraphicFramePr>
               <a:graphicFrameLocks noChangeAspect="1"/>
@@ -1273,7 +1273,7 @@
                   <pic:spPr>
                     <a:xfrm>
                       <a:off x="0" y="0"/>
-                      <a:ext cx="6096000" cy="3432048"/>
+                      <a:ext cx="6096000" cy="3419856"/>
                     </a:xfrm>
                     <a:prstGeom prst="rect"/>
                   </pic:spPr>
@@ -1330,7 +1330,7 @@
         <w:rPr>
           <w:lang w:val="hi_IN" w:bidi="hi_IN"/>
         </w:rPr>
-        <w:t>आराधनालय</w:t>
+        <w:t>आराधना में झुकते हुए लोग</w:t>
       </w:r>
       <w:r>
         <w:rPr>
@@ -1366,7 +1366,7 @@
       <w:r>
         <w:drawing>
           <wp:inline xmlns:a="http://schemas.openxmlformats.org/drawingml/2006/main" xmlns:pic="http://schemas.openxmlformats.org/drawingml/2006/picture">
-            <wp:extent cx="6096000" cy="3432048"/>
+            <wp:extent cx="6096000" cy="3413760"/>
             <wp:docPr id="11" name="Picture 11"/>
             <wp:cNvGraphicFramePr>
               <a:graphicFrameLocks noChangeAspect="1"/>
@@ -1387,7 +1387,7 @@
                   <pic:spPr>
                     <a:xfrm>
                       <a:off x="0" y="0"/>
-                      <a:ext cx="6096000" cy="3432048"/>
+                      <a:ext cx="6096000" cy="3413760"/>
                     </a:xfrm>
                     <a:prstGeom prst="rect"/>
                   </pic:spPr>
@@ -1444,7 +1444,7 @@
         <w:rPr>
           <w:lang w:val="hi_IN" w:bidi="hi_IN"/>
         </w:rPr>
-        <w:t>आराधनालय</w:t>
+        <w:t>आराधना में झुकते हुए लोग</w:t>
       </w:r>
       <w:r>
         <w:rPr>
@@ -1480,7 +1480,7 @@
       <w:r>
         <w:drawing>
           <wp:inline xmlns:a="http://schemas.openxmlformats.org/drawingml/2006/main" xmlns:pic="http://schemas.openxmlformats.org/drawingml/2006/picture">
-            <wp:extent cx="6096000" cy="3493008"/>
+            <wp:extent cx="6096000" cy="6096000"/>
             <wp:docPr id="12" name="Picture 12"/>
             <wp:cNvGraphicFramePr>
               <a:graphicFrameLocks noChangeAspect="1"/>
@@ -1501,7 +1501,7 @@
                   <pic:spPr>
                     <a:xfrm>
                       <a:off x="0" y="0"/>
-                      <a:ext cx="6096000" cy="3493008"/>
+                      <a:ext cx="6096000" cy="6096000"/>
                     </a:xfrm>
                     <a:prstGeom prst="rect"/>
                   </pic:spPr>
@@ -1558,7 +1558,7 @@
         <w:rPr>
           <w:lang w:val="hi_IN" w:bidi="hi_IN"/>
         </w:rPr>
-        <w:t>आश्रयस्थल</w:t>
+        <w:t>आराधना में झुकते हुए लोग</w:t>
       </w:r>
       <w:r>
         <w:rPr>
@@ -1594,7 +1594,7 @@
       <w:r>
         <w:drawing>
           <wp:inline xmlns:a="http://schemas.openxmlformats.org/drawingml/2006/main" xmlns:pic="http://schemas.openxmlformats.org/drawingml/2006/picture">
-            <wp:extent cx="6096000" cy="4066032"/>
+            <wp:extent cx="6096000" cy="6096000"/>
             <wp:docPr id="13" name="Picture 13"/>
             <wp:cNvGraphicFramePr>
               <a:graphicFrameLocks noChangeAspect="1"/>
@@ -1615,6 +1615,462 @@
                   <pic:spPr>
                     <a:xfrm>
                       <a:off x="0" y="0"/>
+                      <a:ext cx="6096000" cy="6096000"/>
+                    </a:xfrm>
+                    <a:prstGeom prst="rect"/>
+                  </pic:spPr>
+                </pic:pic>
+              </a:graphicData>
+            </a:graphic>
+          </wp:inline>
+        </w:drawing>
+      </w:r>
+    </w:p>
+    <w:p>
+      <w:pPr/>
+      <w:r>
+        <w:rPr>
+          <w:lang w:val="hi_IN" w:bidi="hi_IN"/>
+        </w:rPr>
+      </w:r>
+      <w:hyperlink r:id="rId38">
+        <w:r>
+          <w:rPr>
+            <w:lang w:val="hi_IN" w:bidi="hi_IN"/>
+          </w:rPr>
+          <w:rPr>
+            <w:color w:val="0000EE"/>
+            <w:u w:val="single"/>
+          </w:rPr>
+          <w:t>link</w:t>
+        </w:r>
+      </w:hyperlink>
+      <w:r>
+        <w:rPr>
+          <w:lang w:val="hi_IN" w:bidi="hi_IN"/>
+        </w:rPr>
+      </w:r>
+      <w:r>
+        <w:rPr>
+          <w:lang w:val="hi_IN" w:bidi="hi_IN"/>
+        </w:rPr>
+      </w:r>
+    </w:p>
+    <w:p>
+      <w:pPr/>
+      <w:r>
+        <w:rPr>
+          <w:lang w:val="hi_IN" w:bidi="hi_IN"/>
+        </w:rPr>
+      </w:r>
+    </w:p>
+    <w:p>
+      <w:pPr>
+        <w:pStyle w:val="Heading2"/>
+      </w:pPr>
+      <w:r>
+        <w:rPr>
+          <w:lang w:val="hi_IN" w:bidi="hi_IN"/>
+        </w:rPr>
+        <w:t>आराधनालय</w:t>
+      </w:r>
+      <w:r>
+        <w:rPr>
+          <w:lang w:val="hi_IN" w:bidi="hi_IN"/>
+        </w:rPr>
+      </w:r>
+    </w:p>
+    <w:p>
+      <w:pPr>
+        <w:pStyle w:val="Heading4"/>
+      </w:pPr>
+      <w:r>
+        <w:rPr>
+          <w:lang w:val="hi_IN" w:bidi="hi_IN"/>
+        </w:rPr>
+        <w:t>Image Content</w:t>
+      </w:r>
+      <w:r>
+        <w:rPr>
+          <w:lang w:val="hi_IN" w:bidi="hi_IN"/>
+        </w:rPr>
+      </w:r>
+    </w:p>
+    <w:p>
+      <w:pPr/>
+      <w:r>
+        <w:rPr>
+          <w:lang w:val="hi_IN" w:bidi="hi_IN"/>
+        </w:rPr>
+      </w:r>
+    </w:p>
+    <w:p>
+      <w:r>
+        <w:drawing>
+          <wp:inline xmlns:a="http://schemas.openxmlformats.org/drawingml/2006/main" xmlns:pic="http://schemas.openxmlformats.org/drawingml/2006/picture">
+            <wp:extent cx="6096000" cy="3432048"/>
+            <wp:docPr id="14" name="Picture 14"/>
+            <wp:cNvGraphicFramePr>
+              <a:graphicFrameLocks noChangeAspect="1"/>
+            </wp:cNvGraphicFramePr>
+            <a:graphic>
+              <a:graphicData uri="http://schemas.openxmlformats.org/drawingml/2006/picture">
+                <pic:pic>
+                  <pic:nvPicPr>
+                    <pic:cNvPr id="0" name="image.jpg"/>
+                    <pic:cNvPicPr/>
+                  </pic:nvPicPr>
+                  <pic:blipFill>
+                    <a:blip r:embed="rId39"/>
+                    <a:stretch>
+                      <a:fillRect/>
+                    </a:stretch>
+                  </pic:blipFill>
+                  <pic:spPr>
+                    <a:xfrm>
+                      <a:off x="0" y="0"/>
+                      <a:ext cx="6096000" cy="3432048"/>
+                    </a:xfrm>
+                    <a:prstGeom prst="rect"/>
+                  </pic:spPr>
+                </pic:pic>
+              </a:graphicData>
+            </a:graphic>
+          </wp:inline>
+        </w:drawing>
+      </w:r>
+    </w:p>
+    <w:p>
+      <w:pPr/>
+      <w:r>
+        <w:rPr>
+          <w:lang w:val="hi_IN" w:bidi="hi_IN"/>
+        </w:rPr>
+      </w:r>
+      <w:hyperlink r:id="rId40">
+        <w:r>
+          <w:rPr>
+            <w:lang w:val="hi_IN" w:bidi="hi_IN"/>
+          </w:rPr>
+          <w:rPr>
+            <w:color w:val="0000EE"/>
+            <w:u w:val="single"/>
+          </w:rPr>
+          <w:t>link</w:t>
+        </w:r>
+      </w:hyperlink>
+      <w:r>
+        <w:rPr>
+          <w:lang w:val="hi_IN" w:bidi="hi_IN"/>
+        </w:rPr>
+      </w:r>
+      <w:r>
+        <w:rPr>
+          <w:lang w:val="hi_IN" w:bidi="hi_IN"/>
+        </w:rPr>
+      </w:r>
+    </w:p>
+    <w:p>
+      <w:pPr/>
+      <w:r>
+        <w:rPr>
+          <w:lang w:val="hi_IN" w:bidi="hi_IN"/>
+        </w:rPr>
+      </w:r>
+    </w:p>
+    <w:p>
+      <w:pPr>
+        <w:pStyle w:val="Heading2"/>
+      </w:pPr>
+      <w:r>
+        <w:rPr>
+          <w:lang w:val="hi_IN" w:bidi="hi_IN"/>
+        </w:rPr>
+        <w:t>आराधनालय</w:t>
+      </w:r>
+      <w:r>
+        <w:rPr>
+          <w:lang w:val="hi_IN" w:bidi="hi_IN"/>
+        </w:rPr>
+      </w:r>
+    </w:p>
+    <w:p>
+      <w:pPr>
+        <w:pStyle w:val="Heading4"/>
+      </w:pPr>
+      <w:r>
+        <w:rPr>
+          <w:lang w:val="hi_IN" w:bidi="hi_IN"/>
+        </w:rPr>
+        <w:t>Image Content</w:t>
+      </w:r>
+      <w:r>
+        <w:rPr>
+          <w:lang w:val="hi_IN" w:bidi="hi_IN"/>
+        </w:rPr>
+      </w:r>
+    </w:p>
+    <w:p>
+      <w:pPr/>
+      <w:r>
+        <w:rPr>
+          <w:lang w:val="hi_IN" w:bidi="hi_IN"/>
+        </w:rPr>
+      </w:r>
+    </w:p>
+    <w:p>
+      <w:r>
+        <w:drawing>
+          <wp:inline xmlns:a="http://schemas.openxmlformats.org/drawingml/2006/main" xmlns:pic="http://schemas.openxmlformats.org/drawingml/2006/picture">
+            <wp:extent cx="6096000" cy="3432048"/>
+            <wp:docPr id="15" name="Picture 15"/>
+            <wp:cNvGraphicFramePr>
+              <a:graphicFrameLocks noChangeAspect="1"/>
+            </wp:cNvGraphicFramePr>
+            <a:graphic>
+              <a:graphicData uri="http://schemas.openxmlformats.org/drawingml/2006/picture">
+                <pic:pic>
+                  <pic:nvPicPr>
+                    <pic:cNvPr id="0" name="image.jpg"/>
+                    <pic:cNvPicPr/>
+                  </pic:nvPicPr>
+                  <pic:blipFill>
+                    <a:blip r:embed="rId41"/>
+                    <a:stretch>
+                      <a:fillRect/>
+                    </a:stretch>
+                  </pic:blipFill>
+                  <pic:spPr>
+                    <a:xfrm>
+                      <a:off x="0" y="0"/>
+                      <a:ext cx="6096000" cy="3432048"/>
+                    </a:xfrm>
+                    <a:prstGeom prst="rect"/>
+                  </pic:spPr>
+                </pic:pic>
+              </a:graphicData>
+            </a:graphic>
+          </wp:inline>
+        </w:drawing>
+      </w:r>
+    </w:p>
+    <w:p>
+      <w:pPr/>
+      <w:r>
+        <w:rPr>
+          <w:lang w:val="hi_IN" w:bidi="hi_IN"/>
+        </w:rPr>
+      </w:r>
+      <w:hyperlink r:id="rId42">
+        <w:r>
+          <w:rPr>
+            <w:lang w:val="hi_IN" w:bidi="hi_IN"/>
+          </w:rPr>
+          <w:rPr>
+            <w:color w:val="0000EE"/>
+            <w:u w:val="single"/>
+          </w:rPr>
+          <w:t>link</w:t>
+        </w:r>
+      </w:hyperlink>
+      <w:r>
+        <w:rPr>
+          <w:lang w:val="hi_IN" w:bidi="hi_IN"/>
+        </w:rPr>
+      </w:r>
+      <w:r>
+        <w:rPr>
+          <w:lang w:val="hi_IN" w:bidi="hi_IN"/>
+        </w:rPr>
+      </w:r>
+    </w:p>
+    <w:p>
+      <w:pPr/>
+      <w:r>
+        <w:rPr>
+          <w:lang w:val="hi_IN" w:bidi="hi_IN"/>
+        </w:rPr>
+      </w:r>
+    </w:p>
+    <w:p>
+      <w:pPr>
+        <w:pStyle w:val="Heading2"/>
+      </w:pPr>
+      <w:r>
+        <w:rPr>
+          <w:lang w:val="hi_IN" w:bidi="hi_IN"/>
+        </w:rPr>
+        <w:t>आराधनालय</w:t>
+      </w:r>
+      <w:r>
+        <w:rPr>
+          <w:lang w:val="hi_IN" w:bidi="hi_IN"/>
+        </w:rPr>
+      </w:r>
+    </w:p>
+    <w:p>
+      <w:pPr>
+        <w:pStyle w:val="Heading4"/>
+      </w:pPr>
+      <w:r>
+        <w:rPr>
+          <w:lang w:val="hi_IN" w:bidi="hi_IN"/>
+        </w:rPr>
+        <w:t>Image Content</w:t>
+      </w:r>
+      <w:r>
+        <w:rPr>
+          <w:lang w:val="hi_IN" w:bidi="hi_IN"/>
+        </w:rPr>
+      </w:r>
+    </w:p>
+    <w:p>
+      <w:pPr/>
+      <w:r>
+        <w:rPr>
+          <w:lang w:val="hi_IN" w:bidi="hi_IN"/>
+        </w:rPr>
+      </w:r>
+    </w:p>
+    <w:p>
+      <w:r>
+        <w:drawing>
+          <wp:inline xmlns:a="http://schemas.openxmlformats.org/drawingml/2006/main" xmlns:pic="http://schemas.openxmlformats.org/drawingml/2006/picture">
+            <wp:extent cx="6096000" cy="3493008"/>
+            <wp:docPr id="16" name="Picture 16"/>
+            <wp:cNvGraphicFramePr>
+              <a:graphicFrameLocks noChangeAspect="1"/>
+            </wp:cNvGraphicFramePr>
+            <a:graphic>
+              <a:graphicData uri="http://schemas.openxmlformats.org/drawingml/2006/picture">
+                <pic:pic>
+                  <pic:nvPicPr>
+                    <pic:cNvPr id="0" name="image.jpg"/>
+                    <pic:cNvPicPr/>
+                  </pic:nvPicPr>
+                  <pic:blipFill>
+                    <a:blip r:embed="rId43"/>
+                    <a:stretch>
+                      <a:fillRect/>
+                    </a:stretch>
+                  </pic:blipFill>
+                  <pic:spPr>
+                    <a:xfrm>
+                      <a:off x="0" y="0"/>
+                      <a:ext cx="6096000" cy="3493008"/>
+                    </a:xfrm>
+                    <a:prstGeom prst="rect"/>
+                  </pic:spPr>
+                </pic:pic>
+              </a:graphicData>
+            </a:graphic>
+          </wp:inline>
+        </w:drawing>
+      </w:r>
+    </w:p>
+    <w:p>
+      <w:pPr/>
+      <w:r>
+        <w:rPr>
+          <w:lang w:val="hi_IN" w:bidi="hi_IN"/>
+        </w:rPr>
+      </w:r>
+      <w:hyperlink r:id="rId44">
+        <w:r>
+          <w:rPr>
+            <w:lang w:val="hi_IN" w:bidi="hi_IN"/>
+          </w:rPr>
+          <w:rPr>
+            <w:color w:val="0000EE"/>
+            <w:u w:val="single"/>
+          </w:rPr>
+          <w:t>link</w:t>
+        </w:r>
+      </w:hyperlink>
+      <w:r>
+        <w:rPr>
+          <w:lang w:val="hi_IN" w:bidi="hi_IN"/>
+        </w:rPr>
+      </w:r>
+      <w:r>
+        <w:rPr>
+          <w:lang w:val="hi_IN" w:bidi="hi_IN"/>
+        </w:rPr>
+      </w:r>
+    </w:p>
+    <w:p>
+      <w:pPr/>
+      <w:r>
+        <w:rPr>
+          <w:lang w:val="hi_IN" w:bidi="hi_IN"/>
+        </w:rPr>
+      </w:r>
+    </w:p>
+    <w:p>
+      <w:pPr>
+        <w:pStyle w:val="Heading2"/>
+      </w:pPr>
+      <w:r>
+        <w:rPr>
+          <w:lang w:val="hi_IN" w:bidi="hi_IN"/>
+        </w:rPr>
+        <w:t>आश्रयस्थल</w:t>
+      </w:r>
+      <w:r>
+        <w:rPr>
+          <w:lang w:val="hi_IN" w:bidi="hi_IN"/>
+        </w:rPr>
+      </w:r>
+    </w:p>
+    <w:p>
+      <w:pPr>
+        <w:pStyle w:val="Heading4"/>
+      </w:pPr>
+      <w:r>
+        <w:rPr>
+          <w:lang w:val="hi_IN" w:bidi="hi_IN"/>
+        </w:rPr>
+        <w:t>Image Content</w:t>
+      </w:r>
+      <w:r>
+        <w:rPr>
+          <w:lang w:val="hi_IN" w:bidi="hi_IN"/>
+        </w:rPr>
+      </w:r>
+    </w:p>
+    <w:p>
+      <w:pPr/>
+      <w:r>
+        <w:rPr>
+          <w:lang w:val="hi_IN" w:bidi="hi_IN"/>
+        </w:rPr>
+      </w:r>
+    </w:p>
+    <w:p>
+      <w:r>
+        <w:drawing>
+          <wp:inline xmlns:a="http://schemas.openxmlformats.org/drawingml/2006/main" xmlns:pic="http://schemas.openxmlformats.org/drawingml/2006/picture">
+            <wp:extent cx="6096000" cy="4066032"/>
+            <wp:docPr id="17" name="Picture 17"/>
+            <wp:cNvGraphicFramePr>
+              <a:graphicFrameLocks noChangeAspect="1"/>
+            </wp:cNvGraphicFramePr>
+            <a:graphic>
+              <a:graphicData uri="http://schemas.openxmlformats.org/drawingml/2006/picture">
+                <pic:pic>
+                  <pic:nvPicPr>
+                    <pic:cNvPr id="0" name="image.jpg"/>
+                    <pic:cNvPicPr/>
+                  </pic:nvPicPr>
+                  <pic:blipFill>
+                    <a:blip r:embed="rId45"/>
+                    <a:stretch>
+                      <a:fillRect/>
+                    </a:stretch>
+                  </pic:blipFill>
+                  <pic:spPr>
+                    <a:xfrm>
+                      <a:off x="0" y="0"/>
                       <a:ext cx="6096000" cy="4066032"/>
                     </a:xfrm>
                     <a:prstGeom prst="rect"/>
@@ -1633,7 +2089,7 @@
           <w:lang w:val="hi_IN" w:bidi="hi_IN"/>
         </w:rPr>
       </w:r>
-      <w:hyperlink r:id="rId38">
+      <w:hyperlink r:id="rId46">
         <w:r>
           <w:rPr>
             <w:lang w:val="hi_IN" w:bidi="hi_IN"/>
